--- a/deliverables/video-2-slides/hit-final/Video_2_YouTube_Description_HIT.docx
+++ b/deliverables/video-2-slides/hit-final/Video_2_YouTube_Description_HIT.docx
@@ -114,7 +114,7 @@
           <w:i w:val="0"/>
           <w:sz w:val="24"/>
         </w:rPr>
-        <w:t>YOUR SKILLS ARE STALLING</w:t>
+        <w:t>VALUABLE HERE. STUCK HERE?</w:t>
       </w:r>
     </w:p>
     <w:p>
@@ -175,7 +175,7 @@
           <w:color w:val="9B2C10"/>
           <w:sz w:val="21"/>
         </w:rPr>
-        <w:t>Video 2's public copy carries no emoji section labels. That is the approved treatment for this video and it is deliberately unchanged in this pass; do not import the Videos 6 to 8 emoji system into it.</w:t>
+        <w:t>The restrained emoji system is part of the approved v4.0 standard: ✨ teaching points, 🧭 CTA and resource, ⏱️ chapters, ▶️ Watch Next, 🔗 Connect and Explore. Do not remove it and do not add more.</w:t>
       </w:r>
     </w:p>
     <w:p>
@@ -233,7 +233,77 @@
           <w:i w:val="0"/>
           <w:sz w:val="22"/>
         </w:rPr>
-        <w:t>You will remove company-specific language from the way you explain your work, look for evidence that your judgment stays useful outside the place it was formed, and read what your last 90 days have really added to what you can do.</w:t>
+        <w:t>I give you three tests you can run on your own work:</w:t>
+      </w:r>
+    </w:p>
+    <w:p>
+      <w:pPr>
+        <w:spacing w:before="0" w:after="62" w:line="259" w:lineRule="auto"/>
+        <w:keepLines w:val="1"/>
+      </w:pPr>
+      <w:r>
+        <w:rPr>
+          <w:b w:val="0"/>
+          <w:i w:val="0"/>
+          <w:sz w:val="22"/>
+        </w:rPr>
+        <w:t>✨ Remove the company nouns.</w:t>
+      </w:r>
+    </w:p>
+    <w:p>
+      <w:pPr>
+        <w:spacing w:before="0" w:after="62" w:line="259" w:lineRule="auto"/>
+        <w:keepLines w:val="1"/>
+      </w:pPr>
+      <w:r>
+        <w:rPr>
+          <w:b w:val="0"/>
+          <w:i w:val="0"/>
+          <w:sz w:val="22"/>
+        </w:rPr>
+        <w:t>✨ Find outside-context evidence.</w:t>
+      </w:r>
+    </w:p>
+    <w:p>
+      <w:pPr>
+        <w:spacing w:before="0" w:after="62" w:line="259" w:lineRule="auto"/>
+        <w:keepLines w:val="1"/>
+      </w:pPr>
+      <w:r>
+        <w:rPr>
+          <w:b w:val="0"/>
+          <w:i w:val="0"/>
+          <w:sz w:val="22"/>
+        </w:rPr>
+        <w:t>✨ Read the last 90 days.</w:t>
+      </w:r>
+    </w:p>
+    <w:p>
+      <w:pPr>
+        <w:spacing w:before="0" w:after="62" w:line="259" w:lineRule="auto"/>
+        <w:keepLines w:val="1"/>
+      </w:pPr>
+      <w:r>
+        <w:rPr>
+          <w:b w:val="0"/>
+          <w:i w:val="0"/>
+          <w:sz w:val="22"/>
+        </w:rPr>
+        <w:t>You will strip company-specific language out of the way you explain your work, look for evidence that your judgment stays useful outside the place it was formed, and read what your last 90 days have really added to what you can do.</w:t>
+      </w:r>
+    </w:p>
+    <w:p>
+      <w:pPr>
+        <w:spacing w:before="0" w:after="62" w:line="259" w:lineRule="auto"/>
+        <w:keepLines w:val="1"/>
+      </w:pPr>
+      <w:r>
+        <w:rPr>
+          <w:b w:val="0"/>
+          <w:i w:val="0"/>
+          <w:sz w:val="22"/>
+        </w:rPr>
+        <w:t>This matters to you because your company may know exactly why you are valuable while another employer cannot yet read the same evidence.</w:t>
       </w:r>
     </w:p>
     <w:p>
@@ -275,7 +345,7 @@
           <w:i w:val="0"/>
           <w:sz w:val="22"/>
         </w:rPr>
-        <w:t>CAPABILITY FORMATION FIELD KIT</w:t>
+        <w:t>🧭 CAPABILITY FORMATION FIELD KIT</w:t>
       </w:r>
     </w:p>
     <w:p>
@@ -331,7 +401,7 @@
           <w:i w:val="0"/>
           <w:sz w:val="22"/>
         </w:rPr>
-        <w:t>WATCH NEXT</w:t>
+        <w:t>▶️ WATCH NEXT</w:t>
       </w:r>
     </w:p>
     <w:p>
@@ -387,7 +457,7 @@
           <w:i w:val="0"/>
           <w:sz w:val="22"/>
         </w:rPr>
-        <w:t>CHAPTERS</w:t>
+        <w:t>⏱️ CHAPTERS</w:t>
       </w:r>
     </w:p>
     <w:p>
@@ -514,6 +584,118 @@
           <w:sz w:val="22"/>
         </w:rPr>
         <w:t>08:21   Before you quit</w:t>
+      </w:r>
+    </w:p>
+    <w:p>
+      <w:pPr>
+        <w:spacing w:before="0" w:after="26" w:line="259" w:lineRule="auto"/>
+        <w:keepLines w:val="1"/>
+      </w:pPr>
+      <w:r>
+        <w:rPr>
+          <w:b w:val="0"/>
+          <w:i w:val="0"/>
+          <w:sz w:val="22"/>
+        </w:rPr>
+        <w:t xml:space="preserve"> </w:t>
+      </w:r>
+    </w:p>
+    <w:p>
+      <w:pPr>
+        <w:spacing w:before="0" w:after="62" w:line="259" w:lineRule="auto"/>
+        <w:keepLines w:val="1"/>
+      </w:pPr>
+      <w:r>
+        <w:rPr>
+          <w:b w:val="0"/>
+          <w:i w:val="0"/>
+          <w:sz w:val="22"/>
+        </w:rPr>
+        <w:t>🔗 CONNECT AND EXPLORE</w:t>
+      </w:r>
+    </w:p>
+    <w:p>
+      <w:pPr>
+        <w:spacing w:before="0" w:after="62" w:line="259" w:lineRule="auto"/>
+        <w:keepLines w:val="1"/>
+      </w:pPr>
+      <w:r>
+        <w:rPr>
+          <w:b w:val="0"/>
+          <w:i w:val="0"/>
+          <w:sz w:val="22"/>
+        </w:rPr>
+        <w:t>Website:</w:t>
+      </w:r>
+    </w:p>
+    <w:p>
+      <w:pPr>
+        <w:spacing w:before="0" w:after="62" w:line="259" w:lineRule="auto"/>
+        <w:keepLines w:val="1"/>
+      </w:pPr>
+      <w:r>
+        <w:rPr>
+          <w:b w:val="0"/>
+          <w:i w:val="0"/>
+          <w:sz w:val="22"/>
+        </w:rPr>
+        <w:t>https://temidayoafonja.com</w:t>
+      </w:r>
+    </w:p>
+    <w:p>
+      <w:pPr>
+        <w:spacing w:before="0" w:after="62" w:line="259" w:lineRule="auto"/>
+        <w:keepLines w:val="1"/>
+      </w:pPr>
+      <w:r>
+        <w:rPr>
+          <w:b w:val="0"/>
+          <w:i w:val="0"/>
+          <w:sz w:val="22"/>
+        </w:rPr>
+        <w:t>LinkedIn:</w:t>
+      </w:r>
+    </w:p>
+    <w:p>
+      <w:pPr>
+        <w:spacing w:before="0" w:after="62" w:line="259" w:lineRule="auto"/>
+        <w:keepLines w:val="1"/>
+      </w:pPr>
+      <w:r>
+        <w:rPr>
+          <w:b w:val="0"/>
+          <w:i w:val="0"/>
+          <w:sz w:val="22"/>
+        </w:rPr>
+        <w:t>https://www.linkedin.com/in/temidayo-afonja</w:t>
+      </w:r>
+    </w:p>
+    <w:p>
+      <w:pPr>
+        <w:spacing w:before="0" w:after="62" w:line="259" w:lineRule="auto"/>
+        <w:keepLines w:val="1"/>
+      </w:pPr>
+      <w:r>
+        <w:rPr>
+          <w:b w:val="0"/>
+          <w:i w:val="0"/>
+          <w:sz w:val="22"/>
+        </w:rPr>
+        <w:t>Substack:</w:t>
+      </w:r>
+    </w:p>
+    <w:p>
+      <w:pPr>
+        <w:spacing w:before="0" w:after="62" w:line="259" w:lineRule="auto"/>
+        <w:keepLines w:val="1"/>
+      </w:pPr>
+      <w:r>
+        <w:rPr>
+          <w:b w:val="0"/>
+          <w:i w:val="0"/>
+          <w:sz w:val="22"/>
+        </w:rPr>
+        <w:t>https://temidayoafonja.substack.com</w:t>
       </w:r>
     </w:p>
     <w:p>
@@ -880,6 +1062,51 @@
         <w:t>3 Things to Do Before Quitting Your Job  (Video 3)</w:t>
       </w:r>
     </w:p>
+    <w:p>
+      <w:pPr>
+        <w:spacing w:before="124" w:after="70" w:line="259" w:lineRule="auto"/>
+        <w:keepLines w:val="1"/>
+        <w:keepNext w:val="1"/>
+      </w:pPr>
+      <w:r>
+        <w:rPr>
+          <w:b/>
+          <w:i w:val="0"/>
+          <w:color w:val="0F2346"/>
+          <w:sz w:val="28"/>
+        </w:rPr>
+        <w:t>YouTube tag field</w:t>
+      </w:r>
+    </w:p>
+    <w:p>
+      <w:pPr>
+        <w:spacing w:before="0" w:after="52" w:line="259" w:lineRule="auto"/>
+        <w:keepLines w:val="1"/>
+      </w:pPr>
+      <w:r>
+        <w:rPr>
+          <w:b w:val="0"/>
+          <w:i/>
+          <w:color w:val="5A6B82"/>
+          <w:sz w:val="21"/>
+        </w:rPr>
+        <w:t>Paste into the tag field only.</w:t>
+      </w:r>
+    </w:p>
+    <w:p>
+      <w:pPr>
+        <w:spacing w:before="0" w:after="88" w:line="259" w:lineRule="auto"/>
+        <w:keepLines w:val="1"/>
+      </w:pPr>
+      <w:r>
+        <w:rPr>
+          <w:b w:val="0"/>
+          <w:i w:val="0"/>
+          <w:sz w:val="21"/>
+        </w:rPr>
+        <w:t>is your job making you less marketable, career marketability, transferable skills, career stagnation, am I still marketable, career growth, career portability, internal mobility, career development, transferable experience, experienced professionals, Temidayo Afonja, Capability Formation</w:t>
+      </w:r>
+    </w:p>
     <w:sectPr>
       <w:pgSz w:w="12240" w:h="15840"/>
       <w:pgMar w:top="1296" w:right="1512" w:bottom="1296" w:left="1512" w:header="720" w:footer="720" w:gutter="0"/>

--- a/deliverables/video-2-slides/hit-final/Video_2_YouTube_Description_HIT.docx
+++ b/deliverables/video-2-slides/hit-final/Video_2_YouTube_Description_HIT.docx
@@ -4,7 +4,7 @@
   <w:body>
     <w:p>
       <w:pPr>
-        <w:spacing w:before="0" w:after="36" w:line="259" w:lineRule="auto"/>
+        <w:spacing w:before="0" w:after="28" w:line="250" w:lineRule="auto"/>
       </w:pPr>
       <w:r>
         <w:rPr>
@@ -19,7 +19,7 @@
     </w:p>
     <w:p>
       <w:pPr>
-        <w:spacing w:before="0" w:after="36" w:line="259" w:lineRule="auto"/>
+        <w:spacing w:before="0" w:after="28" w:line="250" w:lineRule="auto"/>
       </w:pPr>
       <w:r>
         <w:rPr>
@@ -33,7 +33,7 @@
     </w:p>
     <w:p>
       <w:pPr>
-        <w:spacing w:before="0" w:after="52" w:line="259" w:lineRule="auto"/>
+        <w:spacing w:before="0" w:after="40" w:line="250" w:lineRule="auto"/>
       </w:pPr>
       <w:r>
         <w:rPr>
@@ -42,12 +42,12 @@
           <w:color w:val="5A6B82"/>
           <w:sz w:val="22"/>
         </w:rPr>
-        <w:t>Video 2  ·  YouTube description</w:t>
+        <w:t>Video 2  ·  YouTube description  ·  v5.0</w:t>
       </w:r>
     </w:p>
     <w:p>
       <w:pPr>
-        <w:spacing w:before="0" w:after="158" w:line="259" w:lineRule="auto"/>
+        <w:spacing w:before="0" w:after="122" w:line="250" w:lineRule="auto"/>
       </w:pPr>
       <w:r>
         <w:rPr>
@@ -61,7 +61,7 @@
     </w:p>
     <w:p>
       <w:pPr>
-        <w:spacing w:before="124" w:after="70" w:line="259" w:lineRule="auto"/>
+        <w:spacing w:before="96" w:after="54" w:line="250" w:lineRule="auto"/>
         <w:keepLines w:val="1"/>
         <w:keepNext w:val="1"/>
       </w:pPr>
@@ -77,7 +77,7 @@
     </w:p>
     <w:p>
       <w:pPr>
-        <w:spacing w:before="0" w:after="88" w:line="259" w:lineRule="auto"/>
+        <w:spacing w:before="0" w:after="68" w:line="250" w:lineRule="auto"/>
       </w:pPr>
       <w:r>
         <w:rPr>
@@ -90,7 +90,7 @@
     </w:p>
     <w:p>
       <w:pPr>
-        <w:spacing w:before="124" w:after="70" w:line="259" w:lineRule="auto"/>
+        <w:spacing w:before="96" w:after="54" w:line="250" w:lineRule="auto"/>
         <w:keepLines w:val="1"/>
         <w:keepNext w:val="1"/>
       </w:pPr>
@@ -106,7 +106,7 @@
     </w:p>
     <w:p>
       <w:pPr>
-        <w:spacing w:before="0" w:after="88" w:line="259" w:lineRule="auto"/>
+        <w:spacing w:before="0" w:after="68" w:line="250" w:lineRule="auto"/>
       </w:pPr>
       <w:r>
         <w:rPr>
@@ -119,7 +119,23 @@
     </w:p>
     <w:p>
       <w:pPr>
-        <w:spacing w:before="124" w:after="70" w:line="259" w:lineRule="auto"/>
+        <w:spacing w:before="0" w:after="68" w:line="250" w:lineRule="auto"/>
+        <w:shd w:val="clear" w:fill="F3F0E8"/>
+        <w:keepLines w:val="1"/>
+      </w:pPr>
+      <w:r>
+        <w:rPr>
+          <w:b/>
+          <w:i w:val="0"/>
+          <w:color w:val="9B2C10"/>
+          <w:sz w:val="21"/>
+        </w:rPr>
+        <w:t>THUMBNAIL ARTWORK NOT YET REPLACED. “VALUABLE HERE. STUCK HERE?” is the authoritative copy and supersedes “YOUR SKILLS ARE STALLING”. The artwork in the repository still carries the old words: SUPERSEDED — REPLACE WITH APPROVED CANVA EXPORT BEFORE PUBLISHING. Not a recording blocker.</w:t>
+      </w:r>
+    </w:p>
+    <w:p>
+      <w:pPr>
+        <w:spacing w:before="96" w:after="54" w:line="250" w:lineRule="auto"/>
         <w:keepLines w:val="1"/>
         <w:keepNext w:val="1"/>
       </w:pPr>
@@ -135,7 +151,7 @@
     </w:p>
     <w:p>
       <w:pPr>
-        <w:spacing w:before="0" w:after="88" w:line="259" w:lineRule="auto"/>
+        <w:spacing w:before="0" w:after="68" w:line="250" w:lineRule="auto"/>
       </w:pPr>
       <w:r>
         <w:rPr>
@@ -148,7 +164,7 @@
     </w:p>
     <w:p>
       <w:pPr>
-        <w:spacing w:before="124" w:after="70" w:line="259" w:lineRule="auto"/>
+        <w:spacing w:before="96" w:after="54" w:line="250" w:lineRule="auto"/>
         <w:keepLines w:val="1"/>
         <w:keepNext w:val="1"/>
       </w:pPr>
@@ -164,7 +180,7 @@
     </w:p>
     <w:p>
       <w:pPr>
-        <w:spacing w:before="0" w:after="106" w:line="259" w:lineRule="auto"/>
+        <w:spacing w:before="0" w:after="82" w:line="250" w:lineRule="auto"/>
         <w:shd w:val="clear" w:fill="F3F0E8"/>
         <w:keepLines w:val="1"/>
       </w:pPr>
@@ -175,12 +191,12 @@
           <w:color w:val="9B2C10"/>
           <w:sz w:val="21"/>
         </w:rPr>
-        <w:t>The restrained emoji system is part of the approved v4.0 standard: ✨ teaching points, 🧭 CTA and resource, ⏱️ chapters, ▶️ Watch Next, 🔗 Connect and Explore. Do not remove it and do not add more.</w:t>
+        <w:t>The restrained emoji system is part of the approved standard: ✨ teaching points, 🧭 CTA and resource, ⏱️ chapters, ▶️ Watch Next, 🔗 Connect and Explore. Do not remove it and do not add more.</w:t>
       </w:r>
     </w:p>
     <w:p>
       <w:pPr>
-        <w:spacing w:before="124" w:after="106" w:line="259" w:lineRule="auto"/>
+        <w:spacing w:before="96" w:after="82" w:line="250" w:lineRule="auto"/>
         <w:keepLines w:val="1"/>
         <w:shd w:val="clear" w:fill="E8EDF4"/>
       </w:pPr>
@@ -196,7 +212,7 @@
     </w:p>
     <w:p>
       <w:pPr>
-        <w:spacing w:before="0" w:after="62" w:line="259" w:lineRule="auto"/>
+        <w:spacing w:before="0" w:after="48" w:line="250" w:lineRule="auto"/>
         <w:keepLines w:val="1"/>
       </w:pPr>
       <w:r>
@@ -205,12 +221,12 @@
           <w:i w:val="0"/>
           <w:sz w:val="22"/>
         </w:rPr>
-        <w:t>Can you be doing well in your current job and still be getting less marketable?</w:t>
+        <w:t>You can be doing well — trusted, relied on, well paid — and still have a quiet question you have not said out loud: would anyone outside this company actually understand what I do?</w:t>
       </w:r>
     </w:p>
     <w:p>
       <w:pPr>
-        <w:spacing w:before="0" w:after="62" w:line="259" w:lineRule="auto"/>
+        <w:spacing w:before="0" w:after="48" w:line="250" w:lineRule="auto"/>
         <w:keepLines w:val="1"/>
       </w:pPr>
       <w:r>
@@ -219,12 +235,12 @@
           <w:i w:val="0"/>
           <w:sz w:val="22"/>
         </w:rPr>
-        <w:t>In this video I give you three practical tests for separating the value you have inside your current organization from the experience and judgment another employer, function or industry can actually recognize and use.</w:t>
+        <w:t>That question is not a sign that something is wrong. It usually shows up in people who are good at their jobs.</w:t>
       </w:r>
     </w:p>
     <w:p>
       <w:pPr>
-        <w:spacing w:before="0" w:after="62" w:line="259" w:lineRule="auto"/>
+        <w:spacing w:before="0" w:after="48" w:line="250" w:lineRule="auto"/>
         <w:keepLines w:val="1"/>
       </w:pPr>
       <w:r>
@@ -233,12 +249,12 @@
           <w:i w:val="0"/>
           <w:sz w:val="22"/>
         </w:rPr>
-        <w:t>I give you three tests you can run on your own work:</w:t>
+        <w:t>Being valuable where you are is real value. This video is not about leaving. It is about knowing whether your options are widening while you are busy doing good work.</w:t>
       </w:r>
     </w:p>
     <w:p>
       <w:pPr>
-        <w:spacing w:before="0" w:after="62" w:line="259" w:lineRule="auto"/>
+        <w:spacing w:before="0" w:after="48" w:line="250" w:lineRule="auto"/>
         <w:keepLines w:val="1"/>
       </w:pPr>
       <w:r>
@@ -247,12 +263,12 @@
           <w:i w:val="0"/>
           <w:sz w:val="22"/>
         </w:rPr>
-        <w:t>✨ Remove the company nouns.</w:t>
+        <w:t>Three tests you can run on your own work this week:</w:t>
       </w:r>
     </w:p>
     <w:p>
       <w:pPr>
-        <w:spacing w:before="0" w:after="62" w:line="259" w:lineRule="auto"/>
+        <w:spacing w:before="0" w:after="48" w:line="250" w:lineRule="auto"/>
         <w:keepLines w:val="1"/>
       </w:pPr>
       <w:r>
@@ -261,12 +277,12 @@
           <w:i w:val="0"/>
           <w:sz w:val="22"/>
         </w:rPr>
-        <w:t>✨ Find outside-context evidence.</w:t>
+        <w:t>✨ Remove the company nouns — take the employer, programme, system and acronym out of one sentence and see what is left.</w:t>
       </w:r>
     </w:p>
     <w:p>
       <w:pPr>
-        <w:spacing w:before="0" w:after="62" w:line="259" w:lineRule="auto"/>
+        <w:spacing w:before="0" w:after="48" w:line="250" w:lineRule="auto"/>
         <w:keepLines w:val="1"/>
       </w:pPr>
       <w:r>
@@ -275,12 +291,12 @@
           <w:i w:val="0"/>
           <w:sz w:val="22"/>
         </w:rPr>
-        <w:t>✨ Read the last 90 days.</w:t>
+        <w:t>✨ Find outside-context evidence — one time your judgment was useful beyond your immediate role, team or employer.</w:t>
       </w:r>
     </w:p>
     <w:p>
       <w:pPr>
-        <w:spacing w:before="0" w:after="62" w:line="259" w:lineRule="auto"/>
+        <w:spacing w:before="0" w:after="48" w:line="250" w:lineRule="auto"/>
         <w:keepLines w:val="1"/>
       </w:pPr>
       <w:r>
@@ -289,12 +305,12 @@
           <w:i w:val="0"/>
           <w:sz w:val="22"/>
         </w:rPr>
-        <w:t>You will strip company-specific language out of the way you explain your work, look for evidence that your judgment stays useful outside the place it was formed, and read what your last 90 days have really added to what you can do.</w:t>
+        <w:t>✨ Read the last 90 days — new judgment, or the same work faster?</w:t>
       </w:r>
     </w:p>
     <w:p>
       <w:pPr>
-        <w:spacing w:before="0" w:after="62" w:line="259" w:lineRule="auto"/>
+        <w:spacing w:before="0" w:after="48" w:line="250" w:lineRule="auto"/>
         <w:keepLines w:val="1"/>
       </w:pPr>
       <w:r>
@@ -303,12 +319,12 @@
           <w:i w:val="0"/>
           <w:sz w:val="22"/>
         </w:rPr>
-        <w:t>This matters to you because your company may know exactly why you are valuable while another employer cannot yet read the same evidence.</w:t>
+        <w:t>Your company knows exactly why you matter. They watched you do it. Someone in another company has none of that context — they are not being unfair, they simply cannot read the evidence.</w:t>
       </w:r>
     </w:p>
     <w:p>
       <w:pPr>
-        <w:spacing w:before="0" w:after="62" w:line="259" w:lineRule="auto"/>
+        <w:spacing w:before="0" w:after="48" w:line="250" w:lineRule="auto"/>
         <w:keepLines w:val="1"/>
       </w:pPr>
       <w:r>
@@ -317,12 +333,12 @@
           <w:i w:val="0"/>
           <w:sz w:val="22"/>
         </w:rPr>
-        <w:t>Being valuable where you are matters. It just answers a different question from whether your value can travel.</w:t>
+        <w:t>This will not stop a restructure or control a hiring market. What it changes is when you find out — calmly, now, instead of during an urgent search.</w:t>
       </w:r>
     </w:p>
     <w:p>
       <w:pPr>
-        <w:spacing w:before="0" w:after="26" w:line="259" w:lineRule="auto"/>
+        <w:spacing w:before="0" w:after="20" w:line="250" w:lineRule="auto"/>
         <w:keepLines w:val="1"/>
       </w:pPr>
       <w:r>
@@ -336,7 +352,7 @@
     </w:p>
     <w:p>
       <w:pPr>
-        <w:spacing w:before="0" w:after="62" w:line="259" w:lineRule="auto"/>
+        <w:spacing w:before="0" w:after="48" w:line="250" w:lineRule="auto"/>
         <w:keepLines w:val="1"/>
       </w:pPr>
       <w:r>
@@ -350,7 +366,7 @@
     </w:p>
     <w:p>
       <w:pPr>
-        <w:spacing w:before="0" w:after="62" w:line="259" w:lineRule="auto"/>
+        <w:spacing w:before="0" w:after="48" w:line="250" w:lineRule="auto"/>
         <w:keepLines w:val="1"/>
       </w:pPr>
       <w:r>
@@ -359,12 +375,12 @@
           <w:i w:val="0"/>
           <w:sz w:val="22"/>
         </w:rPr>
-        <w:t>A private, evidence-led assessment of what your current work is building, what looks portable and what needs your attention next.</w:t>
+        <w:t>A private, evidence-led read of what your current work is building, what looks portable and what still needs your attention:</w:t>
       </w:r>
     </w:p>
     <w:p>
       <w:pPr>
-        <w:spacing w:before="0" w:after="62" w:line="259" w:lineRule="auto"/>
+        <w:spacing w:before="0" w:after="48" w:line="250" w:lineRule="auto"/>
         <w:keepLines w:val="1"/>
       </w:pPr>
       <w:r>
@@ -378,7 +394,7 @@
     </w:p>
     <w:p>
       <w:pPr>
-        <w:spacing w:before="0" w:after="26" w:line="259" w:lineRule="auto"/>
+        <w:spacing w:before="0" w:after="20" w:line="250" w:lineRule="auto"/>
         <w:keepLines w:val="1"/>
       </w:pPr>
       <w:r>
@@ -392,7 +408,189 @@
     </w:p>
     <w:p>
       <w:pPr>
-        <w:spacing w:before="0" w:after="62" w:line="259" w:lineRule="auto"/>
+        <w:spacing w:before="0" w:after="48" w:line="250" w:lineRule="auto"/>
+        <w:keepLines w:val="1"/>
+      </w:pPr>
+      <w:r>
+        <w:rPr>
+          <w:b w:val="0"/>
+          <w:i w:val="0"/>
+          <w:sz w:val="22"/>
+        </w:rPr>
+        <w:t>⏱️ CHAPTERS</w:t>
+      </w:r>
+    </w:p>
+    <w:p>
+      <w:pPr>
+        <w:spacing w:before="0" w:after="48" w:line="250" w:lineRule="auto"/>
+        <w:keepLines w:val="1"/>
+      </w:pPr>
+      <w:r>
+        <w:rPr>
+          <w:b w:val="0"/>
+          <w:i w:val="0"/>
+          <w:sz w:val="22"/>
+        </w:rPr>
+        <w:t>00:00 The Question You Have Not Said Out Loud</w:t>
+      </w:r>
+    </w:p>
+    <w:p>
+      <w:pPr>
+        <w:spacing w:before="0" w:after="48" w:line="250" w:lineRule="auto"/>
+        <w:keepLines w:val="1"/>
+      </w:pPr>
+      <w:r>
+        <w:rPr>
+          <w:b w:val="0"/>
+          <w:i w:val="0"/>
+          <w:sz w:val="22"/>
+        </w:rPr>
+        <w:t>00:34 Being Valuable Here Is Real Value</w:t>
+      </w:r>
+    </w:p>
+    <w:p>
+      <w:pPr>
+        <w:spacing w:before="0" w:after="48" w:line="250" w:lineRule="auto"/>
+        <w:keepLines w:val="1"/>
+      </w:pPr>
+      <w:r>
+        <w:rPr>
+          <w:b w:val="0"/>
+          <w:i w:val="0"/>
+          <w:sz w:val="22"/>
+        </w:rPr>
+        <w:t>01:21 Valuable Here vs. Legible Elsewhere</w:t>
+      </w:r>
+    </w:p>
+    <w:p>
+      <w:pPr>
+        <w:spacing w:before="0" w:after="48" w:line="250" w:lineRule="auto"/>
+        <w:keepLines w:val="1"/>
+      </w:pPr>
+      <w:r>
+        <w:rPr>
+          <w:b w:val="0"/>
+          <w:i w:val="0"/>
+          <w:sz w:val="22"/>
+        </w:rPr>
+        <w:t>02:50 Test 1: Remove the Company Nouns</w:t>
+      </w:r>
+    </w:p>
+    <w:p>
+      <w:pPr>
+        <w:spacing w:before="0" w:after="48" w:line="250" w:lineRule="auto"/>
+        <w:keepLines w:val="1"/>
+      </w:pPr>
+      <w:r>
+        <w:rPr>
+          <w:b w:val="0"/>
+          <w:i w:val="0"/>
+          <w:sz w:val="22"/>
+        </w:rPr>
+        <w:t>04:16 Test 2: Find Outside-Context Evidence</w:t>
+      </w:r>
+    </w:p>
+    <w:p>
+      <w:pPr>
+        <w:spacing w:before="0" w:after="48" w:line="250" w:lineRule="auto"/>
+        <w:keepLines w:val="1"/>
+      </w:pPr>
+      <w:r>
+        <w:rPr>
+          <w:b w:val="0"/>
+          <w:i w:val="0"/>
+          <w:sz w:val="22"/>
+        </w:rPr>
+        <w:t>05:56 Test 3: Read the Last 90 Days</w:t>
+      </w:r>
+    </w:p>
+    <w:p>
+      <w:pPr>
+        <w:spacing w:before="0" w:after="48" w:line="250" w:lineRule="auto"/>
+        <w:keepLines w:val="1"/>
+      </w:pPr>
+      <w:r>
+        <w:rPr>
+          <w:b w:val="0"/>
+          <w:i w:val="0"/>
+          <w:sz w:val="22"/>
+        </w:rPr>
+        <w:t>07:21 Read the Pattern, Not One Test</w:t>
+      </w:r>
+    </w:p>
+    <w:p>
+      <w:pPr>
+        <w:spacing w:before="0" w:after="48" w:line="250" w:lineRule="auto"/>
+        <w:keepLines w:val="1"/>
+      </w:pPr>
+      <w:r>
+        <w:rPr>
+          <w:b w:val="0"/>
+          <w:i w:val="0"/>
+          <w:sz w:val="22"/>
+        </w:rPr>
+        <w:t>08:19 What You Could Change Without Leaving</w:t>
+      </w:r>
+    </w:p>
+    <w:p>
+      <w:pPr>
+        <w:spacing w:before="0" w:after="48" w:line="250" w:lineRule="auto"/>
+        <w:keepLines w:val="1"/>
+      </w:pPr>
+      <w:r>
+        <w:rPr>
+          <w:b w:val="0"/>
+          <w:i w:val="0"/>
+          <w:sz w:val="22"/>
+        </w:rPr>
+        <w:t>10:01 Who You Are Becoming</w:t>
+      </w:r>
+    </w:p>
+    <w:p>
+      <w:pPr>
+        <w:spacing w:before="0" w:after="48" w:line="250" w:lineRule="auto"/>
+        <w:keepLines w:val="1"/>
+      </w:pPr>
+      <w:r>
+        <w:rPr>
+          <w:b w:val="0"/>
+          <w:i w:val="0"/>
+          <w:sz w:val="22"/>
+        </w:rPr>
+        <w:t>10:16 Capability Formation Field Kit</w:t>
+      </w:r>
+    </w:p>
+    <w:p>
+      <w:pPr>
+        <w:spacing w:before="0" w:after="48" w:line="250" w:lineRule="auto"/>
+        <w:keepLines w:val="1"/>
+      </w:pPr>
+      <w:r>
+        <w:rPr>
+          <w:b w:val="0"/>
+          <w:i w:val="0"/>
+          <w:sz w:val="22"/>
+        </w:rPr>
+        <w:t>10:49 3 Things to Do Before Quitting Your Job</w:t>
+      </w:r>
+    </w:p>
+    <w:p>
+      <w:pPr>
+        <w:spacing w:before="0" w:after="20" w:line="250" w:lineRule="auto"/>
+        <w:keepLines w:val="1"/>
+      </w:pPr>
+      <w:r>
+        <w:rPr>
+          <w:b w:val="0"/>
+          <w:i w:val="0"/>
+          <w:sz w:val="22"/>
+        </w:rPr>
+        <w:t xml:space="preserve"> </w:t>
+      </w:r>
+    </w:p>
+    <w:p>
+      <w:pPr>
+        <w:spacing w:before="0" w:after="48" w:line="250" w:lineRule="auto"/>
         <w:keepLines w:val="1"/>
       </w:pPr>
       <w:r>
@@ -406,7 +604,7 @@
     </w:p>
     <w:p>
       <w:pPr>
-        <w:spacing w:before="0" w:after="62" w:line="259" w:lineRule="auto"/>
+        <w:spacing w:before="0" w:after="48" w:line="250" w:lineRule="auto"/>
         <w:keepLines w:val="1"/>
       </w:pPr>
       <w:r>
@@ -420,7 +618,7 @@
     </w:p>
     <w:p>
       <w:pPr>
-        <w:spacing w:before="0" w:after="62" w:line="259" w:lineRule="auto"/>
+        <w:spacing w:before="0" w:after="48" w:line="250" w:lineRule="auto"/>
         <w:keepLines w:val="1"/>
       </w:pPr>
       <w:r>
@@ -429,12 +627,12 @@
           <w:i w:val="0"/>
           <w:sz w:val="22"/>
         </w:rPr>
-        <w:t>[ADD VIDEO LINK WHEN LIVE]</w:t>
+        <w:t>[ADD VIDEO 3 LINK WHEN LIVE]</w:t>
       </w:r>
     </w:p>
     <w:p>
       <w:pPr>
-        <w:spacing w:before="0" w:after="26" w:line="259" w:lineRule="auto"/>
+        <w:spacing w:before="0" w:after="20" w:line="250" w:lineRule="auto"/>
         <w:keepLines w:val="1"/>
       </w:pPr>
       <w:r>
@@ -448,7 +646,7 @@
     </w:p>
     <w:p>
       <w:pPr>
-        <w:spacing w:before="0" w:after="62" w:line="259" w:lineRule="auto"/>
+        <w:spacing w:before="0" w:after="48" w:line="250" w:lineRule="auto"/>
         <w:keepLines w:val="1"/>
       </w:pPr>
       <w:r>
@@ -457,12 +655,12 @@
           <w:i w:val="0"/>
           <w:sz w:val="22"/>
         </w:rPr>
-        <w:t>⏱️ CHAPTERS</w:t>
+        <w:t>🔗 CONNECT AND EXPLORE</w:t>
       </w:r>
     </w:p>
     <w:p>
       <w:pPr>
-        <w:spacing w:before="0" w:after="62" w:line="259" w:lineRule="auto"/>
+        <w:spacing w:before="0" w:after="48" w:line="250" w:lineRule="auto"/>
         <w:keepLines w:val="1"/>
       </w:pPr>
       <w:r>
@@ -471,12 +669,12 @@
           <w:i w:val="0"/>
           <w:sz w:val="22"/>
         </w:rPr>
-        <w:t>00:00   Doing well can still narrow your options</w:t>
+        <w:t>Website:</w:t>
       </w:r>
     </w:p>
     <w:p>
       <w:pPr>
-        <w:spacing w:before="0" w:after="62" w:line="259" w:lineRule="auto"/>
+        <w:spacing w:before="0" w:after="48" w:line="250" w:lineRule="auto"/>
         <w:keepLines w:val="1"/>
       </w:pPr>
       <w:r>
@@ -485,12 +683,12 @@
           <w:i w:val="0"/>
           <w:sz w:val="22"/>
         </w:rPr>
-        <w:t>00:57   Valuable here vs. legible elsewhere</w:t>
+        <w:t>https://temidayoafonja.com</w:t>
       </w:r>
     </w:p>
     <w:p>
       <w:pPr>
-        <w:spacing w:before="0" w:after="62" w:line="259" w:lineRule="auto"/>
+        <w:spacing w:before="0" w:after="48" w:line="250" w:lineRule="auto"/>
         <w:keepLines w:val="1"/>
       </w:pPr>
       <w:r>
@@ -499,12 +697,12 @@
           <w:i w:val="0"/>
           <w:sz w:val="22"/>
         </w:rPr>
-        <w:t>02:02   Test 1: Remove the company nouns</w:t>
+        <w:t>LinkedIn:</w:t>
       </w:r>
     </w:p>
     <w:p>
       <w:pPr>
-        <w:spacing w:before="0" w:after="62" w:line="259" w:lineRule="auto"/>
+        <w:spacing w:before="0" w:after="48" w:line="250" w:lineRule="auto"/>
         <w:keepLines w:val="1"/>
       </w:pPr>
       <w:r>
@@ -513,12 +711,12 @@
           <w:i w:val="0"/>
           <w:sz w:val="22"/>
         </w:rPr>
-        <w:t>03:14   Test 2: Find outside-context evidence</w:t>
+        <w:t>https://www.linkedin.com/in/temidayo-afonja</w:t>
       </w:r>
     </w:p>
     <w:p>
       <w:pPr>
-        <w:spacing w:before="0" w:after="62" w:line="259" w:lineRule="auto"/>
+        <w:spacing w:before="0" w:after="48" w:line="250" w:lineRule="auto"/>
         <w:keepLines w:val="1"/>
       </w:pPr>
       <w:r>
@@ -527,12 +725,12 @@
           <w:i w:val="0"/>
           <w:sz w:val="22"/>
         </w:rPr>
-        <w:t>04:38   Test 3: Read the last 90 days</w:t>
+        <w:t>Substack:</w:t>
       </w:r>
     </w:p>
     <w:p>
       <w:pPr>
-        <w:spacing w:before="0" w:after="62" w:line="259" w:lineRule="auto"/>
+        <w:spacing w:before="0" w:after="48" w:line="250" w:lineRule="auto"/>
         <w:keepLines w:val="1"/>
       </w:pPr>
       <w:r>
@@ -541,54 +739,12 @@
           <w:i w:val="0"/>
           <w:sz w:val="22"/>
         </w:rPr>
-        <w:t>05:58   Read the pattern</w:t>
+        <w:t>https://temidayoafonja.substack.com</w:t>
       </w:r>
     </w:p>
     <w:p>
       <w:pPr>
-        <w:spacing w:before="0" w:after="62" w:line="259" w:lineRule="auto"/>
-        <w:keepLines w:val="1"/>
-      </w:pPr>
-      <w:r>
-        <w:rPr>
-          <w:b w:val="0"/>
-          <w:i w:val="0"/>
-          <w:sz w:val="22"/>
-        </w:rPr>
-        <w:t>06:50   What can you change before leaving?</w:t>
-      </w:r>
-    </w:p>
-    <w:p>
-      <w:pPr>
-        <w:spacing w:before="0" w:after="62" w:line="259" w:lineRule="auto"/>
-        <w:keepLines w:val="1"/>
-      </w:pPr>
-      <w:r>
-        <w:rPr>
-          <w:b w:val="0"/>
-          <w:i w:val="0"/>
-          <w:sz w:val="22"/>
-        </w:rPr>
-        <w:t>07:49   Capability Formation Field Kit</w:t>
-      </w:r>
-    </w:p>
-    <w:p>
-      <w:pPr>
-        <w:spacing w:before="0" w:after="62" w:line="259" w:lineRule="auto"/>
-        <w:keepLines w:val="1"/>
-      </w:pPr>
-      <w:r>
-        <w:rPr>
-          <w:b w:val="0"/>
-          <w:i w:val="0"/>
-          <w:sz w:val="22"/>
-        </w:rPr>
-        <w:t>08:21   Before you quit</w:t>
-      </w:r>
-    </w:p>
-    <w:p>
-      <w:pPr>
-        <w:spacing w:before="0" w:after="26" w:line="259" w:lineRule="auto"/>
+        <w:spacing w:before="0" w:after="20" w:line="250" w:lineRule="auto"/>
         <w:keepLines w:val="1"/>
       </w:pPr>
       <w:r>
@@ -602,7 +758,7 @@
     </w:p>
     <w:p>
       <w:pPr>
-        <w:spacing w:before="0" w:after="62" w:line="259" w:lineRule="auto"/>
+        <w:spacing w:before="0" w:after="48" w:line="250" w:lineRule="auto"/>
         <w:keepLines w:val="1"/>
       </w:pPr>
       <w:r>
@@ -611,124 +767,12 @@
           <w:i w:val="0"/>
           <w:sz w:val="22"/>
         </w:rPr>
-        <w:t>🔗 CONNECT AND EXPLORE</w:t>
+        <w:t>#CareerGrowth #CareerMarketability #TransferableSkills</w:t>
       </w:r>
     </w:p>
     <w:p>
       <w:pPr>
-        <w:spacing w:before="0" w:after="62" w:line="259" w:lineRule="auto"/>
-        <w:keepLines w:val="1"/>
-      </w:pPr>
-      <w:r>
-        <w:rPr>
-          <w:b w:val="0"/>
-          <w:i w:val="0"/>
-          <w:sz w:val="22"/>
-        </w:rPr>
-        <w:t>Website:</w:t>
-      </w:r>
-    </w:p>
-    <w:p>
-      <w:pPr>
-        <w:spacing w:before="0" w:after="62" w:line="259" w:lineRule="auto"/>
-        <w:keepLines w:val="1"/>
-      </w:pPr>
-      <w:r>
-        <w:rPr>
-          <w:b w:val="0"/>
-          <w:i w:val="0"/>
-          <w:sz w:val="22"/>
-        </w:rPr>
-        <w:t>https://temidayoafonja.com</w:t>
-      </w:r>
-    </w:p>
-    <w:p>
-      <w:pPr>
-        <w:spacing w:before="0" w:after="62" w:line="259" w:lineRule="auto"/>
-        <w:keepLines w:val="1"/>
-      </w:pPr>
-      <w:r>
-        <w:rPr>
-          <w:b w:val="0"/>
-          <w:i w:val="0"/>
-          <w:sz w:val="22"/>
-        </w:rPr>
-        <w:t>LinkedIn:</w:t>
-      </w:r>
-    </w:p>
-    <w:p>
-      <w:pPr>
-        <w:spacing w:before="0" w:after="62" w:line="259" w:lineRule="auto"/>
-        <w:keepLines w:val="1"/>
-      </w:pPr>
-      <w:r>
-        <w:rPr>
-          <w:b w:val="0"/>
-          <w:i w:val="0"/>
-          <w:sz w:val="22"/>
-        </w:rPr>
-        <w:t>https://www.linkedin.com/in/temidayo-afonja</w:t>
-      </w:r>
-    </w:p>
-    <w:p>
-      <w:pPr>
-        <w:spacing w:before="0" w:after="62" w:line="259" w:lineRule="auto"/>
-        <w:keepLines w:val="1"/>
-      </w:pPr>
-      <w:r>
-        <w:rPr>
-          <w:b w:val="0"/>
-          <w:i w:val="0"/>
-          <w:sz w:val="22"/>
-        </w:rPr>
-        <w:t>Substack:</w:t>
-      </w:r>
-    </w:p>
-    <w:p>
-      <w:pPr>
-        <w:spacing w:before="0" w:after="62" w:line="259" w:lineRule="auto"/>
-        <w:keepLines w:val="1"/>
-      </w:pPr>
-      <w:r>
-        <w:rPr>
-          <w:b w:val="0"/>
-          <w:i w:val="0"/>
-          <w:sz w:val="22"/>
-        </w:rPr>
-        <w:t>https://temidayoafonja.substack.com</w:t>
-      </w:r>
-    </w:p>
-    <w:p>
-      <w:pPr>
-        <w:spacing w:before="0" w:after="26" w:line="259" w:lineRule="auto"/>
-        <w:keepLines w:val="1"/>
-      </w:pPr>
-      <w:r>
-        <w:rPr>
-          <w:b w:val="0"/>
-          <w:i w:val="0"/>
-          <w:sz w:val="22"/>
-        </w:rPr>
-        <w:t xml:space="preserve"> </w:t>
-      </w:r>
-    </w:p>
-    <w:p>
-      <w:pPr>
-        <w:spacing w:before="0" w:after="62" w:line="259" w:lineRule="auto"/>
-        <w:keepLines w:val="1"/>
-      </w:pPr>
-      <w:r>
-        <w:rPr>
-          <w:b w:val="0"/>
-          <w:i w:val="0"/>
-          <w:sz w:val="22"/>
-        </w:rPr>
-        <w:t>Temidayo Afonja helps experienced professionals understand what they can carry across roles, functions, employers and industries so they can make career pivots and internal moves without starting from zero.</w:t>
-      </w:r>
-    </w:p>
-    <w:p>
-      <w:pPr>
-        <w:spacing w:before="124" w:after="106" w:line="259" w:lineRule="auto"/>
+        <w:spacing w:before="96" w:after="82" w:line="250" w:lineRule="auto"/>
         <w:keepLines w:val="1"/>
       </w:pPr>
       <w:r>
@@ -738,12 +782,12 @@
           <w:color w:val="5A6B82"/>
           <w:sz w:val="20"/>
         </w:rPr>
-        <w:t>— END OF COPY-READY DESCRIPTION —</w:t>
+        <w:t>— END OF THE COPY-READY DESCRIPTION —</w:t>
       </w:r>
     </w:p>
     <w:p>
       <w:pPr>
-        <w:spacing w:before="124" w:after="70" w:line="259" w:lineRule="auto"/>
+        <w:spacing w:before="96" w:after="54" w:line="250" w:lineRule="auto"/>
         <w:keepLines w:val="1"/>
         <w:keepNext w:val="1"/>
       </w:pPr>
@@ -759,7 +803,7 @@
     </w:p>
     <w:p>
       <w:pPr>
-        <w:spacing w:before="0" w:after="52" w:line="259" w:lineRule="auto"/>
+        <w:spacing w:before="0" w:after="40" w:line="250" w:lineRule="auto"/>
         <w:shd w:val="clear" w:fill="F3F0E8"/>
         <w:keepLines w:val="1"/>
       </w:pPr>
@@ -775,7 +819,7 @@
     </w:p>
     <w:p>
       <w:pPr>
-        <w:spacing w:before="0" w:after="88" w:line="259" w:lineRule="auto"/>
+        <w:spacing w:before="0" w:after="68" w:line="250" w:lineRule="auto"/>
         <w:shd w:val="clear" w:fill="F3F0E8"/>
         <w:keepLines w:val="1"/>
       </w:pPr>
@@ -786,12 +830,12 @@
           <w:color w:val="9B2C10"/>
           <w:sz w:val="21"/>
         </w:rPr>
-        <w:t>These timestamps are script-derived, not measured from the finished edit. Replace every one of them before publication. Do not force the edit to match them.</w:t>
+        <w:t>These timestamps are script-derived, not measured from the finished edit. Replace every one before publication.</w:t>
       </w:r>
     </w:p>
     <w:p>
       <w:pPr>
-        <w:spacing w:before="124" w:after="70" w:line="259" w:lineRule="auto"/>
+        <w:spacing w:before="96" w:after="54" w:line="250" w:lineRule="auto"/>
         <w:keepLines w:val="1"/>
         <w:keepNext w:val="1"/>
       </w:pPr>
@@ -807,7 +851,7 @@
     </w:p>
     <w:p>
       <w:pPr>
-        <w:spacing w:before="0" w:after="70" w:line="259" w:lineRule="auto"/>
+        <w:spacing w:before="0" w:after="54" w:line="250" w:lineRule="auto"/>
         <w:keepLines w:val="1"/>
       </w:pPr>
       <w:r>
@@ -817,12 +861,12 @@
           <w:color w:val="5A6B82"/>
           <w:sz w:val="21"/>
         </w:rPr>
-        <w:t>Identical to the nine chapter lines inside the description above.</w:t>
+        <w:t>Identical to the 11 chapter lines inside the description above.</w:t>
       </w:r>
     </w:p>
     <w:p>
       <w:pPr>
-        <w:spacing w:before="0" w:after="36" w:line="259" w:lineRule="auto"/>
+        <w:spacing w:before="0" w:after="28" w:line="250" w:lineRule="auto"/>
         <w:keepLines w:val="1"/>
       </w:pPr>
       <w:r>
@@ -831,12 +875,12 @@
           <w:i w:val="0"/>
           <w:sz w:val="22"/>
         </w:rPr>
-        <w:t>00:00   Doing well can still narrow your options</w:t>
+        <w:t>00:00 The Question You Have Not Said Out Loud</w:t>
       </w:r>
     </w:p>
     <w:p>
       <w:pPr>
-        <w:spacing w:before="0" w:after="36" w:line="259" w:lineRule="auto"/>
+        <w:spacing w:before="0" w:after="28" w:line="250" w:lineRule="auto"/>
         <w:keepLines w:val="1"/>
       </w:pPr>
       <w:r>
@@ -845,12 +889,12 @@
           <w:i w:val="0"/>
           <w:sz w:val="22"/>
         </w:rPr>
-        <w:t>00:57   Valuable here vs. legible elsewhere</w:t>
+        <w:t>00:34 Being Valuable Here Is Real Value</w:t>
       </w:r>
     </w:p>
     <w:p>
       <w:pPr>
-        <w:spacing w:before="0" w:after="36" w:line="259" w:lineRule="auto"/>
+        <w:spacing w:before="0" w:after="28" w:line="250" w:lineRule="auto"/>
         <w:keepLines w:val="1"/>
       </w:pPr>
       <w:r>
@@ -859,12 +903,12 @@
           <w:i w:val="0"/>
           <w:sz w:val="22"/>
         </w:rPr>
-        <w:t>02:02   Test 1: Remove the company nouns</w:t>
+        <w:t>01:21 Valuable Here vs. Legible Elsewhere</w:t>
       </w:r>
     </w:p>
     <w:p>
       <w:pPr>
-        <w:spacing w:before="0" w:after="36" w:line="259" w:lineRule="auto"/>
+        <w:spacing w:before="0" w:after="28" w:line="250" w:lineRule="auto"/>
         <w:keepLines w:val="1"/>
       </w:pPr>
       <w:r>
@@ -873,12 +917,12 @@
           <w:i w:val="0"/>
           <w:sz w:val="22"/>
         </w:rPr>
-        <w:t>03:14   Test 2: Find outside-context evidence</w:t>
+        <w:t>02:50 Test 1: Remove the Company Nouns</w:t>
       </w:r>
     </w:p>
     <w:p>
       <w:pPr>
-        <w:spacing w:before="0" w:after="36" w:line="259" w:lineRule="auto"/>
+        <w:spacing w:before="0" w:after="28" w:line="250" w:lineRule="auto"/>
         <w:keepLines w:val="1"/>
       </w:pPr>
       <w:r>
@@ -887,12 +931,12 @@
           <w:i w:val="0"/>
           <w:sz w:val="22"/>
         </w:rPr>
-        <w:t>04:38   Test 3: Read the last 90 days</w:t>
+        <w:t>04:16 Test 2: Find Outside-Context Evidence</w:t>
       </w:r>
     </w:p>
     <w:p>
       <w:pPr>
-        <w:spacing w:before="0" w:after="36" w:line="259" w:lineRule="auto"/>
+        <w:spacing w:before="0" w:after="28" w:line="250" w:lineRule="auto"/>
         <w:keepLines w:val="1"/>
       </w:pPr>
       <w:r>
@@ -901,12 +945,12 @@
           <w:i w:val="0"/>
           <w:sz w:val="22"/>
         </w:rPr>
-        <w:t>05:58   Read the pattern</w:t>
+        <w:t>05:56 Test 3: Read the Last 90 Days</w:t>
       </w:r>
     </w:p>
     <w:p>
       <w:pPr>
-        <w:spacing w:before="0" w:after="36" w:line="259" w:lineRule="auto"/>
+        <w:spacing w:before="0" w:after="28" w:line="250" w:lineRule="auto"/>
         <w:keepLines w:val="1"/>
       </w:pPr>
       <w:r>
@@ -915,12 +959,12 @@
           <w:i w:val="0"/>
           <w:sz w:val="22"/>
         </w:rPr>
-        <w:t>06:50   What can you change before leaving?</w:t>
+        <w:t>07:21 Read the Pattern, Not One Test</w:t>
       </w:r>
     </w:p>
     <w:p>
       <w:pPr>
-        <w:spacing w:before="0" w:after="36" w:line="259" w:lineRule="auto"/>
+        <w:spacing w:before="0" w:after="28" w:line="250" w:lineRule="auto"/>
         <w:keepLines w:val="1"/>
       </w:pPr>
       <w:r>
@@ -929,12 +973,12 @@
           <w:i w:val="0"/>
           <w:sz w:val="22"/>
         </w:rPr>
-        <w:t>07:49   Capability Formation Field Kit</w:t>
+        <w:t>08:19 What You Could Change Without Leaving</w:t>
       </w:r>
     </w:p>
     <w:p>
       <w:pPr>
-        <w:spacing w:before="0" w:after="36" w:line="259" w:lineRule="auto"/>
+        <w:spacing w:before="0" w:after="28" w:line="250" w:lineRule="auto"/>
         <w:keepLines w:val="1"/>
       </w:pPr>
       <w:r>
@@ -943,12 +987,40 @@
           <w:i w:val="0"/>
           <w:sz w:val="22"/>
         </w:rPr>
-        <w:t>08:21   Before you quit</w:t>
+        <w:t>10:01 Who You Are Becoming</w:t>
       </w:r>
     </w:p>
     <w:p>
       <w:pPr>
-        <w:spacing w:before="124" w:after="70" w:line="259" w:lineRule="auto"/>
+        <w:spacing w:before="0" w:after="28" w:line="250" w:lineRule="auto"/>
+        <w:keepLines w:val="1"/>
+      </w:pPr>
+      <w:r>
+        <w:rPr>
+          <w:b w:val="0"/>
+          <w:i w:val="0"/>
+          <w:sz w:val="22"/>
+        </w:rPr>
+        <w:t>10:16 Capability Formation Field Kit</w:t>
+      </w:r>
+    </w:p>
+    <w:p>
+      <w:pPr>
+        <w:spacing w:before="0" w:after="28" w:line="250" w:lineRule="auto"/>
+        <w:keepLines w:val="1"/>
+      </w:pPr>
+      <w:r>
+        <w:rPr>
+          <w:b w:val="0"/>
+          <w:i w:val="0"/>
+          <w:sz w:val="22"/>
+        </w:rPr>
+        <w:t>10:49 3 Things to Do Before Quitting Your Job</w:t>
+      </w:r>
+    </w:p>
+    <w:p>
+      <w:pPr>
+        <w:spacing w:before="96" w:after="54" w:line="250" w:lineRule="auto"/>
         <w:keepLines w:val="1"/>
         <w:keepNext w:val="1"/>
       </w:pPr>
@@ -964,7 +1036,7 @@
     </w:p>
     <w:p>
       <w:pPr>
-        <w:spacing w:before="0" w:after="52" w:line="259" w:lineRule="auto"/>
+        <w:spacing w:before="0" w:after="40" w:line="250" w:lineRule="auto"/>
         <w:keepLines w:val="1"/>
       </w:pPr>
       <w:r>
@@ -973,12 +1045,12 @@
           <w:i w:val="0"/>
           <w:sz w:val="22"/>
         </w:rPr>
-        <w:t>Which of the three tests is hardest for you right now?</w:t>
+        <w:t>Which part of this is happening in your situation right now?</w:t>
       </w:r>
     </w:p>
     <w:p>
       <w:pPr>
-        <w:spacing w:before="0" w:after="52" w:line="259" w:lineRule="auto"/>
+        <w:spacing w:before="0" w:after="40" w:line="250" w:lineRule="auto"/>
         <w:keepLines w:val="1"/>
       </w:pPr>
       <w:r>
@@ -987,12 +1059,12 @@
           <w:i w:val="0"/>
           <w:sz w:val="22"/>
         </w:rPr>
-        <w:t>1. Remove the company nouns</w:t>
+        <w:t>1. You are valued here and not sure anyone outside could tell</w:t>
       </w:r>
     </w:p>
     <w:p>
       <w:pPr>
-        <w:spacing w:before="0" w:after="52" w:line="259" w:lineRule="auto"/>
+        <w:spacing w:before="0" w:after="40" w:line="250" w:lineRule="auto"/>
         <w:keepLines w:val="1"/>
       </w:pPr>
       <w:r>
@@ -1001,12 +1073,12 @@
           <w:i w:val="0"/>
           <w:sz w:val="22"/>
         </w:rPr>
-        <w:t>2. Find outside-context evidence</w:t>
+        <w:t>2. Your best work is hard to describe without company words</w:t>
       </w:r>
     </w:p>
     <w:p>
       <w:pPr>
-        <w:spacing w:before="0" w:after="52" w:line="259" w:lineRule="auto"/>
+        <w:spacing w:before="0" w:after="40" w:line="250" w:lineRule="auto"/>
         <w:keepLines w:val="1"/>
       </w:pPr>
       <w:r>
@@ -1015,12 +1087,12 @@
           <w:i w:val="0"/>
           <w:sz w:val="22"/>
         </w:rPr>
-        <w:t>3. Read the last 90 days</w:t>
+        <w:t>3. The last 90 days made you faster, not broader</w:t>
       </w:r>
     </w:p>
     <w:p>
       <w:pPr>
-        <w:spacing w:before="0" w:after="52" w:line="259" w:lineRule="auto"/>
+        <w:spacing w:before="0" w:after="40" w:line="250" w:lineRule="auto"/>
         <w:keepLines w:val="1"/>
       </w:pPr>
       <w:r>
@@ -1029,12 +1101,40 @@
           <w:i w:val="0"/>
           <w:sz w:val="22"/>
         </w:rPr>
-        <w:t>And if you removed your employer, your systems and your internal language from the way you describe your work, what would still be left?</w:t>
+        <w:t>Tell me which one. And if you removed your employer, your systems and your internal language from the way you describe your work, what would be left?</w:t>
       </w:r>
     </w:p>
     <w:p>
       <w:pPr>
-        <w:spacing w:before="124" w:after="70" w:line="259" w:lineRule="auto"/>
+        <w:spacing w:before="0" w:after="40" w:line="250" w:lineRule="auto"/>
+        <w:keepLines w:val="1"/>
+      </w:pPr>
+      <w:r>
+        <w:rPr>
+          <w:b w:val="0"/>
+          <w:i w:val="0"/>
+          <w:sz w:val="22"/>
+        </w:rPr>
+        <w:t>If you want a fuller read of what your current work is building, the Capability Formation Field Kit is here:</w:t>
+      </w:r>
+    </w:p>
+    <w:p>
+      <w:pPr>
+        <w:spacing w:before="0" w:after="40" w:line="250" w:lineRule="auto"/>
+        <w:keepLines w:val="1"/>
+      </w:pPr>
+      <w:r>
+        <w:rPr>
+          <w:b w:val="0"/>
+          <w:i w:val="0"/>
+          <w:sz w:val="22"/>
+        </w:rPr>
+        <w:t>https://temidayoafonja.com/fieldkit</w:t>
+      </w:r>
+    </w:p>
+    <w:p>
+      <w:pPr>
+        <w:spacing w:before="96" w:after="54" w:line="250" w:lineRule="auto"/>
         <w:keepLines w:val="1"/>
         <w:keepNext w:val="1"/>
       </w:pPr>
@@ -1050,7 +1150,7 @@
     </w:p>
     <w:p>
       <w:pPr>
-        <w:spacing w:before="0" w:after="70" w:line="259" w:lineRule="auto"/>
+        <w:spacing w:before="0" w:after="54" w:line="250" w:lineRule="auto"/>
         <w:keepLines w:val="1"/>
       </w:pPr>
       <w:r>
@@ -1059,12 +1159,12 @@
           <w:i w:val="0"/>
           <w:sz w:val="22"/>
         </w:rPr>
-        <w:t>3 Things to Do Before Quitting Your Job  (Video 3)</w:t>
+        <w:t>Video 3 — 3 Things to Do Before Quitting Your Job</w:t>
       </w:r>
     </w:p>
     <w:p>
       <w:pPr>
-        <w:spacing w:before="124" w:after="70" w:line="259" w:lineRule="auto"/>
+        <w:spacing w:before="96" w:after="54" w:line="250" w:lineRule="auto"/>
         <w:keepLines w:val="1"/>
         <w:keepNext w:val="1"/>
       </w:pPr>
@@ -1080,7 +1180,7 @@
     </w:p>
     <w:p>
       <w:pPr>
-        <w:spacing w:before="0" w:after="52" w:line="259" w:lineRule="auto"/>
+        <w:spacing w:before="0" w:after="40" w:line="250" w:lineRule="auto"/>
         <w:keepLines w:val="1"/>
       </w:pPr>
       <w:r>
@@ -1095,7 +1195,7 @@
     </w:p>
     <w:p>
       <w:pPr>
-        <w:spacing w:before="0" w:after="88" w:line="259" w:lineRule="auto"/>
+        <w:spacing w:before="0" w:after="68" w:line="250" w:lineRule="auto"/>
         <w:keepLines w:val="1"/>
       </w:pPr>
       <w:r>
@@ -1104,7 +1204,7 @@
           <w:i w:val="0"/>
           <w:sz w:val="21"/>
         </w:rPr>
-        <w:t>is your job making you less marketable, career marketability, transferable skills, career stagnation, am I still marketable, career growth, career portability, internal mobility, career development, transferable experience, experienced professionals, Temidayo Afonja, Capability Formation</w:t>
+        <w:t>is your job making you less marketable, career marketability, transferable skills, career stagnation, am I still marketable, career growth, career portability, internal mobility, career development, experienced professionals, Temidayo Afonja, Capability Formation</w:t>
       </w:r>
     </w:p>
     <w:sectPr>

--- a/deliverables/video-2-slides/hit-final/Video_2_YouTube_Description_HIT.docx
+++ b/deliverables/video-2-slides/hit-final/Video_2_YouTube_Description_HIT.docx
@@ -42,7 +42,7 @@
           <w:color w:val="5A6B82"/>
           <w:sz w:val="22"/>
         </w:rPr>
-        <w:t>Video 2  ·  YouTube description  ·  v5.0</w:t>
+        <w:t>Video 2  ·  YouTube description  ·  v5.1</w:t>
       </w:r>
     </w:p>
     <w:p>
@@ -221,7 +221,7 @@
           <w:i w:val="0"/>
           <w:sz w:val="22"/>
         </w:rPr>
-        <w:t>You can be doing well — trusted, relied on, well paid — and still have a quiet question you have not said out loud: would anyone outside this company actually understand what I do?</w:t>
+        <w:t>You are good at your job. People come to you. Things work because you are there. And somewhere underneath that, there may be a question you have never said out loud: would anyone outside this company actually understand what I do?</w:t>
       </w:r>
     </w:p>
     <w:p>
@@ -249,7 +249,7 @@
           <w:i w:val="0"/>
           <w:sz w:val="22"/>
         </w:rPr>
-        <w:t>Being valuable where you are is real value. This video is not about leaving. It is about knowing whether your options are widening while you are busy doing good work.</w:t>
+        <w:t>Being valuable where you are is real value. It is not a trap and it is not a warning sign. This video is not about leaving. It is about whether your options are quietly getting narrower while you are busy doing good work — and about finding that out calmly, now, rather than in a week when you have no choice about it.</w:t>
       </w:r>
     </w:p>
     <w:p>
@@ -459,7 +459,7 @@
           <w:i w:val="0"/>
           <w:sz w:val="22"/>
         </w:rPr>
-        <w:t>01:21 Valuable Here vs. Legible Elsewhere</w:t>
+        <w:t>01:33 Valuable Here vs. Legible Elsewhere</w:t>
       </w:r>
     </w:p>
     <w:p>
@@ -473,7 +473,7 @@
           <w:i w:val="0"/>
           <w:sz w:val="22"/>
         </w:rPr>
-        <w:t>02:50 Test 1: Remove the Company Nouns</w:t>
+        <w:t>02:52 Test 1: Remove the Company Nouns</w:t>
       </w:r>
     </w:p>
     <w:p>
@@ -487,7 +487,7 @@
           <w:i w:val="0"/>
           <w:sz w:val="22"/>
         </w:rPr>
-        <w:t>04:16 Test 2: Find Outside-Context Evidence</w:t>
+        <w:t>04:10 Test 2: Find Outside-Context Evidence</w:t>
       </w:r>
     </w:p>
     <w:p>
@@ -501,7 +501,7 @@
           <w:i w:val="0"/>
           <w:sz w:val="22"/>
         </w:rPr>
-        <w:t>05:56 Test 3: Read the Last 90 Days</w:t>
+        <w:t>05:35 Test 3: Read the Last 90 Days</w:t>
       </w:r>
     </w:p>
     <w:p>
@@ -515,7 +515,7 @@
           <w:i w:val="0"/>
           <w:sz w:val="22"/>
         </w:rPr>
-        <w:t>07:21 Read the Pattern, Not One Test</w:t>
+        <w:t>06:43 Read the Pattern, Not One Quarter</w:t>
       </w:r>
     </w:p>
     <w:p>
@@ -529,7 +529,7 @@
           <w:i w:val="0"/>
           <w:sz w:val="22"/>
         </w:rPr>
-        <w:t>08:19 What You Could Change Without Leaving</w:t>
+        <w:t>07:29 What You Could Change Without Leaving</w:t>
       </w:r>
     </w:p>
     <w:p>
@@ -543,7 +543,7 @@
           <w:i w:val="0"/>
           <w:sz w:val="22"/>
         </w:rPr>
-        <w:t>10:01 Who You Are Becoming</w:t>
+        <w:t>08:46 Capability Formation Field Kit</w:t>
       </w:r>
     </w:p>
     <w:p>
@@ -557,21 +557,7 @@
           <w:i w:val="0"/>
           <w:sz w:val="22"/>
         </w:rPr>
-        <w:t>10:16 Capability Formation Field Kit</w:t>
-      </w:r>
-    </w:p>
-    <w:p>
-      <w:pPr>
-        <w:spacing w:before="0" w:after="48" w:line="250" w:lineRule="auto"/>
-        <w:keepLines w:val="1"/>
-      </w:pPr>
-      <w:r>
-        <w:rPr>
-          <w:b w:val="0"/>
-          <w:i w:val="0"/>
-          <w:sz w:val="22"/>
-        </w:rPr>
-        <w:t>10:49 3 Things to Do Before Quitting Your Job</w:t>
+        <w:t>09:07 3 Things to Do Before Quitting Your Job</w:t>
       </w:r>
     </w:p>
     <w:p>
@@ -861,7 +847,7 @@
           <w:color w:val="5A6B82"/>
           <w:sz w:val="21"/>
         </w:rPr>
-        <w:t>Identical to the 11 chapter lines inside the description above.</w:t>
+        <w:t>Identical to the 10 chapter lines inside the description above.</w:t>
       </w:r>
     </w:p>
     <w:p>
@@ -903,7 +889,7 @@
           <w:i w:val="0"/>
           <w:sz w:val="22"/>
         </w:rPr>
-        <w:t>01:21 Valuable Here vs. Legible Elsewhere</w:t>
+        <w:t>01:33 Valuable Here vs. Legible Elsewhere</w:t>
       </w:r>
     </w:p>
     <w:p>
@@ -917,7 +903,7 @@
           <w:i w:val="0"/>
           <w:sz w:val="22"/>
         </w:rPr>
-        <w:t>02:50 Test 1: Remove the Company Nouns</w:t>
+        <w:t>02:52 Test 1: Remove the Company Nouns</w:t>
       </w:r>
     </w:p>
     <w:p>
@@ -931,7 +917,7 @@
           <w:i w:val="0"/>
           <w:sz w:val="22"/>
         </w:rPr>
-        <w:t>04:16 Test 2: Find Outside-Context Evidence</w:t>
+        <w:t>04:10 Test 2: Find Outside-Context Evidence</w:t>
       </w:r>
     </w:p>
     <w:p>
@@ -945,7 +931,7 @@
           <w:i w:val="0"/>
           <w:sz w:val="22"/>
         </w:rPr>
-        <w:t>05:56 Test 3: Read the Last 90 Days</w:t>
+        <w:t>05:35 Test 3: Read the Last 90 Days</w:t>
       </w:r>
     </w:p>
     <w:p>
@@ -959,7 +945,7 @@
           <w:i w:val="0"/>
           <w:sz w:val="22"/>
         </w:rPr>
-        <w:t>07:21 Read the Pattern, Not One Test</w:t>
+        <w:t>06:43 Read the Pattern, Not One Quarter</w:t>
       </w:r>
     </w:p>
     <w:p>
@@ -973,7 +959,7 @@
           <w:i w:val="0"/>
           <w:sz w:val="22"/>
         </w:rPr>
-        <w:t>08:19 What You Could Change Without Leaving</w:t>
+        <w:t>07:29 What You Could Change Without Leaving</w:t>
       </w:r>
     </w:p>
     <w:p>
@@ -987,7 +973,7 @@
           <w:i w:val="0"/>
           <w:sz w:val="22"/>
         </w:rPr>
-        <w:t>10:01 Who You Are Becoming</w:t>
+        <w:t>08:46 Capability Formation Field Kit</w:t>
       </w:r>
     </w:p>
     <w:p>
@@ -1001,21 +987,7 @@
           <w:i w:val="0"/>
           <w:sz w:val="22"/>
         </w:rPr>
-        <w:t>10:16 Capability Formation Field Kit</w:t>
-      </w:r>
-    </w:p>
-    <w:p>
-      <w:pPr>
-        <w:spacing w:before="0" w:after="28" w:line="250" w:lineRule="auto"/>
-        <w:keepLines w:val="1"/>
-      </w:pPr>
-      <w:r>
-        <w:rPr>
-          <w:b w:val="0"/>
-          <w:i w:val="0"/>
-          <w:sz w:val="22"/>
-        </w:rPr>
-        <w:t>10:49 3 Things to Do Before Quitting Your Job</w:t>
+        <w:t>09:07 3 Things to Do Before Quitting Your Job</w:t>
       </w:r>
     </w:p>
     <w:p>

--- a/deliverables/video-2-slides/hit-final/Video_2_YouTube_Description_HIT.docx
+++ b/deliverables/video-2-slides/hit-final/Video_2_YouTube_Description_HIT.docx
@@ -42,7 +42,7 @@
           <w:color w:val="5A6B82"/>
           <w:sz w:val="22"/>
         </w:rPr>
-        <w:t>Video 2  ·  YouTube description  ·  v5.1</w:t>
+        <w:t>Video 2  ·  YouTube description  ·  v5.1.1</w:t>
       </w:r>
     </w:p>
     <w:p>
@@ -277,7 +277,7 @@
           <w:i w:val="0"/>
           <w:sz w:val="22"/>
         </w:rPr>
-        <w:t>✨ Remove the company nouns — take the employer, programme, system and acronym out of one sentence and see what is left.</w:t>
+        <w:t>✨ Remove the company nouns — take the employer, program, system and acronym out of one sentence and see what is left.</w:t>
       </w:r>
     </w:p>
     <w:p>
@@ -319,7 +319,7 @@
           <w:i w:val="0"/>
           <w:sz w:val="22"/>
         </w:rPr>
-        <w:t>Your company knows exactly why you matter. They watched you do it. Someone in another company has none of that context — they are not being unfair, they simply cannot read the evidence.</w:t>
+        <w:t>The people around you may know exactly why you matter, because they have seen the work. Somebody in another company has none of that context — they are not being unfair when they cannot see it, they simply cannot read the evidence.</w:t>
       </w:r>
     </w:p>
     <w:p>
